--- a/docs/sprint-3/04_Registro_de_Solicitudes_de_Cambio.docx
+++ b/docs/sprint-3/04_Registro_de_Solicitudes_de_Cambio.docx
@@ -1123,7 +1123,128 @@
                 <w:b w:val="0"/>
                 <w:sz w:val="18"/>
               </w:rPr>
-              <w:t>Propuesta. Pendiente de confirmación del PM.</w:t>
+              <w:t>Aprobada el 22/10. La tarea pasa al Sprint 4.</w:t>
+            </w:r>
+          </w:p>
+        </w:tc>
+      </w:tr>
+      <w:tr>
+        <w:tc>
+          <w:tcPr>
+            <w:tcW w:type="dxa" w:w="648"/>
+          </w:tcPr>
+          <w:p>
+            <w:pPr>
+              <w:spacing w:after="0"/>
+            </w:pPr>
+            <w:r>
+              <w:rPr>
+                <w:b/>
+                <w:sz w:val="18"/>
+              </w:rPr>
+              <w:t>SC-06</w:t>
+            </w:r>
+          </w:p>
+        </w:tc>
+        <w:tc>
+          <w:tcPr>
+            <w:tcW w:type="dxa" w:w="648"/>
+          </w:tcPr>
+          <w:p>
+            <w:pPr>
+              <w:spacing w:after="0"/>
+            </w:pPr>
+            <w:r>
+              <w:rPr>
+                <w:b w:val="0"/>
+                <w:sz w:val="18"/>
+              </w:rPr>
+              <w:t>22/10</w:t>
+            </w:r>
+          </w:p>
+        </w:tc>
+        <w:tc>
+          <w:tcPr>
+            <w:tcW w:type="dxa" w:w="2520"/>
+          </w:tcPr>
+          <w:p>
+            <w:pPr>
+              <w:spacing w:after="0"/>
+            </w:pPr>
+            <w:r>
+              <w:rPr>
+                <w:b w:val="0"/>
+                <w:sz w:val="18"/>
+              </w:rPr>
+              <w:t>Alinear el sitio, el catálogo y los Términos (v1.1) con la Declaración de triple impacto: las piezas son diseños ficticios, sin tala ni envío físico.</w:t>
+            </w:r>
+          </w:p>
+        </w:tc>
+        <w:tc>
+          <w:tcPr>
+            <w:tcW w:type="dxa" w:w="1224"/>
+          </w:tcPr>
+          <w:p>
+            <w:pPr>
+              <w:spacing w:after="0"/>
+            </w:pPr>
+            <w:r>
+              <w:rPr>
+                <w:b w:val="0"/>
+                <w:sz w:val="18"/>
+              </w:rPr>
+              <w:t>Responsable de Negocio (riesgo R12)</w:t>
+            </w:r>
+          </w:p>
+        </w:tc>
+        <w:tc>
+          <w:tcPr>
+            <w:tcW w:type="dxa" w:w="1800"/>
+          </w:tcPr>
+          <w:p>
+            <w:pPr>
+              <w:spacing w:after="0"/>
+            </w:pPr>
+            <w:r>
+              <w:rPr>
+                <w:b w:val="0"/>
+                <w:sz w:val="18"/>
+              </w:rPr>
+              <w:t>≈ 1 h, absorbida el 22/10.</w:t>
+            </w:r>
+          </w:p>
+        </w:tc>
+        <w:tc>
+          <w:tcPr>
+            <w:tcW w:type="dxa" w:w="1008"/>
+          </w:tcPr>
+          <w:p>
+            <w:pPr>
+              <w:spacing w:after="0"/>
+            </w:pPr>
+            <w:r>
+              <w:rPr>
+                <w:b w:val="0"/>
+                <w:sz w:val="18"/>
+              </w:rPr>
+              <w:t>PM</w:t>
+            </w:r>
+          </w:p>
+        </w:tc>
+        <w:tc>
+          <w:tcPr>
+            <w:tcW w:type="dxa" w:w="1512"/>
+          </w:tcPr>
+          <w:p>
+            <w:pPr>
+              <w:spacing w:after="0"/>
+            </w:pPr>
+            <w:r>
+              <w:rPr>
+                <w:b w:val="0"/>
+                <w:sz w:val="18"/>
+              </w:rPr>
+              <w:t>Aprobada e implementada.</w:t>
             </w:r>
           </w:p>
         </w:tc>

--- a/docs/sprint-3/04_Registro_de_Solicitudes_de_Cambio.docx
+++ b/docs/sprint-3/04_Registro_de_Solicitudes_de_Cambio.docx
@@ -377,16 +377,17 @@
       <w:tblPr>
         <w:tblStyle w:val="TableGrid"/>
         <w:tblW w:type="auto" w:w="0"/>
+        <w:tblLayout w:type="fixed"/>
         <w:tblLook w:firstColumn="1" w:firstRow="1" w:lastColumn="0" w:lastRow="0" w:noHBand="0" w:noVBand="1" w:val="04A0"/>
       </w:tblPr>
       <w:tblGrid>
-        <w:gridCol w:w="1337"/>
-        <w:gridCol w:w="1337"/>
-        <w:gridCol w:w="1337"/>
-        <w:gridCol w:w="1337"/>
-        <w:gridCol w:w="1337"/>
-        <w:gridCol w:w="1337"/>
-        <w:gridCol w:w="1337"/>
+        <w:gridCol w:w="648"/>
+        <w:gridCol w:w="648"/>
+        <w:gridCol w:w="2520"/>
+        <w:gridCol w:w="1224"/>
+        <w:gridCol w:w="1800"/>
+        <w:gridCol w:w="1008"/>
+        <w:gridCol w:w="1512"/>
       </w:tblGrid>
       <w:tr>
         <w:tc>
@@ -1268,13 +1269,14 @@
       <w:tblPr>
         <w:tblStyle w:val="TableGrid"/>
         <w:tblW w:type="auto" w:w="0"/>
+        <w:tblLayout w:type="fixed"/>
         <w:tblLook w:firstColumn="1" w:firstRow="1" w:lastColumn="0" w:lastRow="0" w:noHBand="0" w:noVBand="1" w:val="04A0"/>
       </w:tblPr>
       <w:tblGrid>
-        <w:gridCol w:w="2340"/>
-        <w:gridCol w:w="2340"/>
-        <w:gridCol w:w="2340"/>
-        <w:gridCol w:w="2340"/>
+        <w:gridCol w:w="2304"/>
+        <w:gridCol w:w="1440"/>
+        <w:gridCol w:w="2304"/>
+        <w:gridCol w:w="3312"/>
       </w:tblGrid>
       <w:tr>
         <w:tc>

--- a/docs/sprint-3/04_Registro_de_Solicitudes_de_Cambio.docx
+++ b/docs/sprint-3/04_Registro_de_Solicitudes_de_Cambio.docx
@@ -519,7 +519,7 @@
                 <w:color w:val="FFFFFF"/>
                 <w:sz w:val="18"/>
               </w:rPr>
-              <w:t>Estado al 22/10</w:t>
+              <w:t>Estado al 28/10</w:t>
             </w:r>
           </w:p>
         </w:tc>
@@ -640,7 +640,7 @@
                 <w:b w:val="0"/>
                 <w:sz w:val="18"/>
               </w:rPr>
-              <w:t>Presentada. Sin respuesta al 22/10; se reitera.</w:t>
+              <w:t>Presentada. Sin respuesta al 28/10; se reitera.</w:t>
             </w:r>
           </w:p>
         </w:tc>
@@ -1639,6 +1639,11 @@
     </w:tbl>
     <w:p/>
     <w:p>
+      <w:r>
+        <w:t>Resultado al 28/10: los cambios absorbidos no movieron la fecha, pero la campaña de Instagram (3.5) sí. La cuenta y sus publicaciones recién se hicieron el 27/10, y la carpeta se entrega el 28/10, con cinco días de atraso. El atraso no se origina en un cambio de alcance, sino en los riesgos R1 a R3 (ver la matriz de riesgos).</w:t>
+      </w:r>
+    </w:p>
+    <w:p>
       <w:pPr>
         <w:pStyle w:val="Heading1"/>
       </w:pPr>
@@ -1721,7 +1726,7 @@
     </w:p>
     <w:p>
       <w:r>
-        <w:t>Registro actualizado al 22/10. La SC-01 se reitera ante el docente junto con la carpeta del Sprint 3.</w:t>
+        <w:t>Registro actualizado al 28/10. La SC-01 se reitera ante el docente junto con la carpeta del Sprint 3.</w:t>
       </w:r>
     </w:p>
     <w:p>
